--- a/data/employees/EMP069/AST-EMP069-03.docx
+++ b/data/employees/EMP069/AST-EMP069-03.docx
@@ -7,10 +7,7 @@
         <w:pStyle w:val="Heading1"/>
       </w:pPr>
       <w:r>
-        <w:rPr>
-          <w:sz w:val="36"/>
-        </w:rPr>
-        <w:t>Design specification - EMP069</w:t>
+        <w:t>Ast Emp069 03 - EMP069</w:t>
       </w:r>
     </w:p>
     <w:p>
@@ -18,130 +15,32 @@
         <w:pStyle w:val="Heading2"/>
       </w:pPr>
       <w:r>
-        <w:t>Document Metadata</w:t>
-      </w:r>
-    </w:p>
-    <w:tbl>
-      <w:tblPr>
-        <w:tblStyle w:val="TableGrid"/>
-        <w:tblW w:type="auto" w:w="0"/>
-        <w:tblLook w:firstColumn="1" w:firstRow="1" w:lastColumn="0" w:lastRow="0" w:noHBand="0" w:noVBand="1" w:val="04A0"/>
-      </w:tblPr>
-      <w:tblGrid>
-        <w:gridCol w:w="4320"/>
-        <w:gridCol w:w="4320"/>
-      </w:tblGrid>
-      <w:tr>
-        <w:tc>
-          <w:tcPr>
-            <w:tcW w:type="dxa" w:w="4320"/>
-          </w:tcPr>
-          <w:p>
-            <w:r>
-              <w:t>Author</w:t>
-            </w:r>
-          </w:p>
-        </w:tc>
-        <w:tc>
-          <w:tcPr>
-            <w:tcW w:type="dxa" w:w="4320"/>
-          </w:tcPr>
-          <w:p>
-            <w:r>
-              <w:t>Drew Kim</w:t>
-            </w:r>
-          </w:p>
-        </w:tc>
-      </w:tr>
-      <w:tr>
-        <w:tc>
-          <w:tcPr>
-            <w:tcW w:type="dxa" w:w="4320"/>
-          </w:tcPr>
-          <w:p>
-            <w:r>
-              <w:t>Role / Department</w:t>
-            </w:r>
-          </w:p>
-        </w:tc>
-        <w:tc>
-          <w:tcPr>
-            <w:tcW w:type="dxa" w:w="4320"/>
-          </w:tcPr>
-          <w:p>
-            <w:r>
-              <w:t>Senior Engineer | Procurement</w:t>
-            </w:r>
-          </w:p>
-        </w:tc>
-      </w:tr>
-      <w:tr>
-        <w:tc>
-          <w:tcPr>
-            <w:tcW w:type="dxa" w:w="4320"/>
-          </w:tcPr>
-          <w:p>
-            <w:r>
-              <w:t>Location</w:t>
-            </w:r>
-          </w:p>
-        </w:tc>
-        <w:tc>
-          <w:tcPr>
-            <w:tcW w:type="dxa" w:w="4320"/>
-          </w:tcPr>
-          <w:p>
-            <w:r>
-              <w:t>Austin</w:t>
-            </w:r>
-          </w:p>
-        </w:tc>
-      </w:tr>
-      <w:tr>
-        <w:tc>
-          <w:tcPr>
-            <w:tcW w:type="dxa" w:w="4320"/>
-          </w:tcPr>
-          <w:p>
-            <w:r>
-              <w:t>Last Modified</w:t>
-            </w:r>
-          </w:p>
-        </w:tc>
-        <w:tc>
-          <w:tcPr>
-            <w:tcW w:type="dxa" w:w="4320"/>
-          </w:tcPr>
-          <w:p>
-            <w:r>
-              <w:t>2025-03-14</w:t>
-            </w:r>
-          </w:p>
-        </w:tc>
-      </w:tr>
-    </w:tbl>
-    <w:p/>
-    <w:p>
-      <w:pPr>
-        <w:pStyle w:val="Heading2"/>
-      </w:pPr>
-      <w:r>
-        <w:t>Specification</w:t>
+        <w:t>Page 1</w:t>
       </w:r>
     </w:p>
     <w:p>
       <w:r>
-        <w:t>Design Specification: Supplier Portal Integration</w:t>
+        <w:t>Section 1: Data quality remediation. EMP069 contributes to ast emp069 03 through recurring collaboration, clear ownership boundaries, and measurable outcomes. The team captures decisions, open issues, and handoffs so that knowledge remains discoverable for future programs.</w:t>
       </w:r>
     </w:p>
     <w:p>
       <w:r>
-        <w:t>Version: 1.2</w:t>
+        <w:t>Section 2: Fabric semantic model planning. EMP069 contributes to ast emp069 03 through recurring collaboration, clear ownership boundaries, and measurable outcomes. The team captures decisions, open issues, and handoffs so that knowledge remains discoverable for future programs.</w:t>
       </w:r>
     </w:p>
     <w:p>
       <w:r>
-        <w:t>This specification covers the integration between the supplier self-service portal and the procurement ERP module. Vendors submit invoices via the portal; OCR parsing extracts line items and matches against purchase orders with a tolerance of +-2%.</w:t>
+        <w:t>Section 3: Automation backlog refinement. EMP069 contributes to ast emp069 03 through recurring collaboration, clear ownership boundaries, and measurable outcomes. The team captures decisions, open issues, and handoffs so that knowledge remains discoverable for future programs.</w:t>
+      </w:r>
+    </w:p>
+    <w:p>
+      <w:r>
+        <w:t>Section 4: Automation backlog refinement. EMP069 contributes to ast emp069 03 through recurring collaboration, clear ownership boundaries, and measurable outcomes. The team captures decisions, open issues, and handoffs so that knowledge remains discoverable for future programs.</w:t>
+      </w:r>
+    </w:p>
+    <w:p>
+      <w:r>
+        <w:br w:type="page"/>
       </w:r>
     </w:p>
     <w:p>
@@ -149,12 +48,60 @@
         <w:pStyle w:val="Heading2"/>
       </w:pPr>
       <w:r>
-        <w:t>Author Competencies</w:t>
+        <w:t>Page 2</w:t>
       </w:r>
     </w:p>
     <w:p>
       <w:r>
-        <w:t>TypeScript, MLOps, Power BI, Azure AI</w:t>
+        <w:t>Section 1: Department KPI performance. EMP069 contributes to ast emp069 03 through recurring collaboration, clear ownership boundaries, and measurable outcomes. The team captures decisions, open issues, and handoffs so that knowledge remains discoverable for future programs.</w:t>
+      </w:r>
+    </w:p>
+    <w:p>
+      <w:r>
+        <w:t>Section 2: Fabric semantic model planning. EMP069 contributes to ast emp069 03 through recurring collaboration, clear ownership boundaries, and measurable outcomes. The team captures decisions, open issues, and handoffs so that knowledge remains discoverable for future programs.</w:t>
+      </w:r>
+    </w:p>
+    <w:p>
+      <w:r>
+        <w:t>Section 3: Department KPI performance. EMP069 contributes to ast emp069 03 through recurring collaboration, clear ownership boundaries, and measurable outcomes. The team captures decisions, open issues, and handoffs so that knowledge remains discoverable for future programs.</w:t>
+      </w:r>
+    </w:p>
+    <w:p>
+      <w:r>
+        <w:t>Section 4: Customer escalation analysis. EMP069 contributes to ast emp069 03 through recurring collaboration, clear ownership boundaries, and measurable outcomes. The team captures decisions, open issues, and handoffs so that knowledge remains discoverable for future programs.</w:t>
+      </w:r>
+    </w:p>
+    <w:p>
+      <w:r>
+        <w:br w:type="page"/>
+      </w:r>
+    </w:p>
+    <w:p>
+      <w:pPr>
+        <w:pStyle w:val="Heading2"/>
+      </w:pPr>
+      <w:r>
+        <w:t>Page 3</w:t>
+      </w:r>
+    </w:p>
+    <w:p>
+      <w:r>
+        <w:t>Section 1: Data quality remediation. EMP069 contributes to ast emp069 03 through recurring collaboration, clear ownership boundaries, and measurable outcomes. The team captures decisions, open issues, and handoffs so that knowledge remains discoverable for future programs.</w:t>
+      </w:r>
+    </w:p>
+    <w:p>
+      <w:r>
+        <w:t>Section 2: Customer escalation analysis. EMP069 contributes to ast emp069 03 through recurring collaboration, clear ownership boundaries, and measurable outcomes. The team captures decisions, open issues, and handoffs so that knowledge remains discoverable for future programs.</w:t>
+      </w:r>
+    </w:p>
+    <w:p>
+      <w:r>
+        <w:t>Section 3: Data quality remediation. EMP069 contributes to ast emp069 03 through recurring collaboration, clear ownership boundaries, and measurable outcomes. The team captures decisions, open issues, and handoffs so that knowledge remains discoverable for future programs.</w:t>
+      </w:r>
+    </w:p>
+    <w:p>
+      <w:r>
+        <w:t>Section 4: Data quality remediation. EMP069 contributes to ast emp069 03 through recurring collaboration, clear ownership boundaries, and measurable outcomes. The team captures decisions, open issues, and handoffs so that knowledge remains discoverable for future programs.</w:t>
       </w:r>
     </w:p>
     <w:sectPr>
